--- a/Week-1-EC2.docx
+++ b/Week-1-EC2.docx
@@ -62,14 +62,23 @@
     </w:p>
     <w:p>
       <w:pPr>
+        <w:pStyle w:val="Header"/>
+        <w:rPr>
+          <w:b/>
+          <w:bCs/>
+        </w:rPr>
+      </w:pPr>
+      <w:proofErr w:type="spellStart"/>
+      <w:r>
         <w:rPr>
           <w:b/>
           <w:bCs/>
           <w:sz w:val="24"/>
           <w:szCs w:val="24"/>
         </w:rPr>
-      </w:pPr>
-      <w:proofErr w:type="spellStart"/>
+        <w:t>PuTTY</w:t>
+      </w:r>
+      <w:proofErr w:type="spellEnd"/>
       <w:r>
         <w:rPr>
           <w:b/>
@@ -77,9 +86,9 @@
           <w:sz w:val="24"/>
           <w:szCs w:val="24"/>
         </w:rPr>
-        <w:t>PuTTY</w:t>
-      </w:r>
-      <w:proofErr w:type="spellEnd"/>
+        <w:t xml:space="preserve"> (.</w:t>
+      </w:r>
+      <w:proofErr w:type="spellStart"/>
       <w:r>
         <w:rPr>
           <w:b/>
@@ -87,9 +96,9 @@
           <w:sz w:val="24"/>
           <w:szCs w:val="24"/>
         </w:rPr>
-        <w:t xml:space="preserve"> (.</w:t>
-      </w:r>
-      <w:proofErr w:type="spellStart"/>
+        <w:t>pem</w:t>
+      </w:r>
+      <w:proofErr w:type="spellEnd"/>
       <w:r>
         <w:rPr>
           <w:b/>
@@ -97,9 +106,9 @@
           <w:sz w:val="24"/>
           <w:szCs w:val="24"/>
         </w:rPr>
-        <w:t>pem</w:t>
-      </w:r>
-      <w:proofErr w:type="spellEnd"/>
+        <w:t xml:space="preserve"> &amp; .</w:t>
+      </w:r>
+      <w:proofErr w:type="spellStart"/>
       <w:r>
         <w:rPr>
           <w:b/>
@@ -107,9 +116,9 @@
           <w:sz w:val="24"/>
           <w:szCs w:val="24"/>
         </w:rPr>
-        <w:t xml:space="preserve"> &amp; .</w:t>
-      </w:r>
-      <w:proofErr w:type="spellStart"/>
+        <w:t>ppk</w:t>
+      </w:r>
+      <w:proofErr w:type="spellEnd"/>
       <w:r>
         <w:rPr>
           <w:b/>
@@ -117,9 +126,8 @@
           <w:sz w:val="24"/>
           <w:szCs w:val="24"/>
         </w:rPr>
-        <w:t>ppk</w:t>
-      </w:r>
-      <w:proofErr w:type="spellEnd"/>
+        <w:t xml:space="preserve">), </w:t>
+      </w:r>
       <w:r>
         <w:rPr>
           <w:b/>
@@ -127,7 +135,46 @@
           <w:sz w:val="24"/>
           <w:szCs w:val="24"/>
         </w:rPr>
-        <w:t xml:space="preserve">), </w:t>
+        <w:tab/>
+      </w:r>
+      <w:bookmarkStart w:id="0" w:name="_GoBack"/>
+      <w:bookmarkEnd w:id="0"/>
+      <w:r>
+        <w:rPr>
+          <w:b/>
+          <w:bCs/>
+        </w:rPr>
+        <w:t>AMI-WINDOWS</w:t>
+      </w:r>
+      <w:r>
+        <w:rPr>
+          <w:b/>
+          <w:bCs/>
+        </w:rPr>
+        <w:t xml:space="preserve"> server </w:t>
+      </w:r>
+      <w:r>
+        <w:rPr>
+          <w:b/>
+          <w:bCs/>
+        </w:rPr>
+        <w:t xml:space="preserve">for </w:t>
+      </w:r>
+      <w:proofErr w:type="spellStart"/>
+      <w:r>
+        <w:rPr>
+          <w:b/>
+          <w:bCs/>
+        </w:rPr>
+        <w:t>rdp</w:t>
+      </w:r>
+      <w:proofErr w:type="spellEnd"/>
+      <w:r>
+        <w:rPr>
+          <w:b/>
+          <w:bCs/>
+        </w:rPr>
+        <w:t xml:space="preserve"> client</w:t>
       </w:r>
     </w:p>
     <w:p>
@@ -334,7 +381,7 @@
       <w:r>
         <w:t xml:space="preserve"> </w:t>
       </w:r>
-      <w:hyperlink r:id="rId5" w:history="1">
+      <w:hyperlink r:id="rId7" w:history="1">
         <w:r>
           <w:rPr>
             <w:rStyle w:val="Hyperlink"/>
@@ -896,8 +943,6 @@
           <w:bCs/>
         </w:rPr>
       </w:pPr>
-      <w:bookmarkStart w:id="0" w:name="_GoBack"/>
-      <w:bookmarkEnd w:id="0"/>
       <w:r>
         <w:rPr>
           <w:b/>
@@ -1105,7 +1150,7 @@
       <w:r>
         <w:br/>
       </w:r>
-      <w:hyperlink r:id="rId6" w:history="1">
+      <w:hyperlink r:id="rId8" w:history="1">
         <w:r>
           <w:rPr>
             <w:rStyle w:val="Hyperlink"/>
@@ -3573,6 +3618,7 @@
     <w:bookmarkEnd w:id="1"/>
     <w:p/>
     <w:sectPr>
+      <w:headerReference w:type="default" r:id="rId9"/>
       <w:pgSz w:w="12240" w:h="15840"/>
       <w:pgMar w:top="1440" w:right="990" w:bottom="1440" w:left="1440" w:header="720" w:footer="720" w:gutter="0"/>
       <w:cols w:space="720"/>
@@ -3582,11 +3628,115 @@
 </w:document>
 </file>
 
+<file path=word/endnotes.xml><?xml version="1.0" encoding="utf-8"?>
+<w:endnotes xmlns:wpc="http://schemas.microsoft.com/office/word/2010/wordprocessingCanvas" xmlns:cx="http://schemas.microsoft.com/office/drawing/2014/chartex" xmlns:cx1="http://schemas.microsoft.com/office/drawing/2015/9/8/chartex" xmlns:mc="http://schemas.openxmlformats.org/markup-compatibility/2006" xmlns:o="urn:schemas-microsoft-com:office:office" xmlns:r="http://schemas.openxmlformats.org/officeDocument/2006/relationships" xmlns:m="http://schemas.openxmlformats.org/officeDocument/2006/math" xmlns:v="urn:schemas-microsoft-com:vml" xmlns:wp14="http://schemas.microsoft.com/office/word/2010/wordprocessingDrawing" xmlns:wp="http://schemas.openxmlformats.org/drawingml/2006/wordprocessingDrawing" xmlns:w10="urn:schemas-microsoft-com:office:word" xmlns:w="http://schemas.openxmlformats.org/wordprocessingml/2006/main" xmlns:w14="http://schemas.microsoft.com/office/word/2010/wordml" xmlns:w15="http://schemas.microsoft.com/office/word/2012/wordml" xmlns:w16se="http://schemas.microsoft.com/office/word/2015/wordml/symex" xmlns:wpg="http://schemas.microsoft.com/office/word/2010/wordprocessingGroup" xmlns:wpi="http://schemas.microsoft.com/office/word/2010/wordprocessingInk" xmlns:wne="http://schemas.microsoft.com/office/word/2006/wordml" xmlns:wps="http://schemas.microsoft.com/office/word/2010/wordprocessingShape" mc:Ignorable="w14 w15 w16se wp14">
+  <w:endnote w:type="separator" w:id="-1">
+    <w:p>
+      <w:pPr>
+        <w:spacing w:after="0" w:line="240" w:lineRule="auto"/>
+      </w:pPr>
+      <w:r>
+        <w:separator/>
+      </w:r>
+    </w:p>
+  </w:endnote>
+  <w:endnote w:type="continuationSeparator" w:id="0">
+    <w:p>
+      <w:pPr>
+        <w:spacing w:after="0" w:line="240" w:lineRule="auto"/>
+      </w:pPr>
+      <w:r>
+        <w:continuationSeparator/>
+      </w:r>
+    </w:p>
+  </w:endnote>
+</w:endnotes>
+</file>
+
+<file path=word/footnotes.xml><?xml version="1.0" encoding="utf-8"?>
+<w:footnotes xmlns:wpc="http://schemas.microsoft.com/office/word/2010/wordprocessingCanvas" xmlns:cx="http://schemas.microsoft.com/office/drawing/2014/chartex" xmlns:cx1="http://schemas.microsoft.com/office/drawing/2015/9/8/chartex" xmlns:mc="http://schemas.openxmlformats.org/markup-compatibility/2006" xmlns:o="urn:schemas-microsoft-com:office:office" xmlns:r="http://schemas.openxmlformats.org/officeDocument/2006/relationships" xmlns:m="http://schemas.openxmlformats.org/officeDocument/2006/math" xmlns:v="urn:schemas-microsoft-com:vml" xmlns:wp14="http://schemas.microsoft.com/office/word/2010/wordprocessingDrawing" xmlns:wp="http://schemas.openxmlformats.org/drawingml/2006/wordprocessingDrawing" xmlns:w10="urn:schemas-microsoft-com:office:word" xmlns:w="http://schemas.openxmlformats.org/wordprocessingml/2006/main" xmlns:w14="http://schemas.microsoft.com/office/word/2010/wordml" xmlns:w15="http://schemas.microsoft.com/office/word/2012/wordml" xmlns:w16se="http://schemas.microsoft.com/office/word/2015/wordml/symex" xmlns:wpg="http://schemas.microsoft.com/office/word/2010/wordprocessingGroup" xmlns:wpi="http://schemas.microsoft.com/office/word/2010/wordprocessingInk" xmlns:wne="http://schemas.microsoft.com/office/word/2006/wordml" xmlns:wps="http://schemas.microsoft.com/office/word/2010/wordprocessingShape" mc:Ignorable="w14 w15 w16se wp14">
+  <w:footnote w:type="separator" w:id="-1">
+    <w:p>
+      <w:pPr>
+        <w:spacing w:after="0" w:line="240" w:lineRule="auto"/>
+      </w:pPr>
+      <w:r>
+        <w:separator/>
+      </w:r>
+    </w:p>
+  </w:footnote>
+  <w:footnote w:type="continuationSeparator" w:id="0">
+    <w:p>
+      <w:pPr>
+        <w:spacing w:after="0" w:line="240" w:lineRule="auto"/>
+      </w:pPr>
+      <w:r>
+        <w:continuationSeparator/>
+      </w:r>
+    </w:p>
+  </w:footnote>
+</w:footnotes>
+</file>
+
+<file path=word/header1.xml><?xml version="1.0" encoding="utf-8"?>
+<w:hdr xmlns:wpc="http://schemas.microsoft.com/office/word/2010/wordprocessingCanvas" xmlns:cx="http://schemas.microsoft.com/office/drawing/2014/chartex" xmlns:cx1="http://schemas.microsoft.com/office/drawing/2015/9/8/chartex" xmlns:mc="http://schemas.openxmlformats.org/markup-compatibility/2006" xmlns:o="urn:schemas-microsoft-com:office:office" xmlns:r="http://schemas.openxmlformats.org/officeDocument/2006/relationships" xmlns:m="http://schemas.openxmlformats.org/officeDocument/2006/math" xmlns:v="urn:schemas-microsoft-com:vml" xmlns:wp14="http://schemas.microsoft.com/office/word/2010/wordprocessingDrawing" xmlns:wp="http://schemas.openxmlformats.org/drawingml/2006/wordprocessingDrawing" xmlns:w10="urn:schemas-microsoft-com:office:word" xmlns:w="http://schemas.openxmlformats.org/wordprocessingml/2006/main" xmlns:w14="http://schemas.microsoft.com/office/word/2010/wordml" xmlns:w15="http://schemas.microsoft.com/office/word/2012/wordml" xmlns:w16se="http://schemas.microsoft.com/office/word/2015/wordml/symex" xmlns:wpg="http://schemas.microsoft.com/office/word/2010/wordprocessingGroup" xmlns:wpi="http://schemas.microsoft.com/office/word/2010/wordprocessingInk" xmlns:wne="http://schemas.microsoft.com/office/word/2006/wordml" xmlns:wps="http://schemas.microsoft.com/office/word/2010/wordprocessingShape" mc:Ignorable="w14 w15 w16se wp14">
+  <w:p>
+    <w:pPr>
+      <w:pStyle w:val="Header"/>
+      <w:rPr>
+        <w:b/>
+        <w:bCs/>
+      </w:rPr>
+    </w:pPr>
+    <w:r>
+      <w:tab/>
+    </w:r>
+    <w:r>
+      <w:rPr>
+        <w:b/>
+        <w:bCs/>
+      </w:rPr>
+      <w:t>AMI-WINDOWS</w:t>
+    </w:r>
+    <w:r>
+      <w:rPr>
+        <w:b/>
+        <w:bCs/>
+      </w:rPr>
+      <w:t xml:space="preserve"> server </w:t>
+    </w:r>
+    <w:r>
+      <w:rPr>
+        <w:b/>
+        <w:bCs/>
+      </w:rPr>
+      <w:t xml:space="preserve">for </w:t>
+    </w:r>
+    <w:proofErr w:type="spellStart"/>
+    <w:r>
+      <w:rPr>
+        <w:b/>
+        <w:bCs/>
+      </w:rPr>
+      <w:t>rdp</w:t>
+    </w:r>
+    <w:proofErr w:type="spellEnd"/>
+    <w:r>
+      <w:rPr>
+        <w:b/>
+        <w:bCs/>
+      </w:rPr>
+      <w:t xml:space="preserve"> client</w:t>
+    </w:r>
+  </w:p>
+</w:hdr>
+</file>
+
 <file path=word/numbering.xml><?xml version="1.0" encoding="utf-8"?>
 <w:numbering xmlns:wpc="http://schemas.microsoft.com/office/word/2010/wordprocessingCanvas" xmlns:cx="http://schemas.microsoft.com/office/drawing/2014/chartex" xmlns:cx1="http://schemas.microsoft.com/office/drawing/2015/9/8/chartex" xmlns:mc="http://schemas.openxmlformats.org/markup-compatibility/2006" xmlns:o="urn:schemas-microsoft-com:office:office" xmlns:r="http://schemas.openxmlformats.org/officeDocument/2006/relationships" xmlns:m="http://schemas.openxmlformats.org/officeDocument/2006/math" xmlns:v="urn:schemas-microsoft-com:vml" xmlns:wp14="http://schemas.microsoft.com/office/word/2010/wordprocessingDrawing" xmlns:wp="http://schemas.openxmlformats.org/drawingml/2006/wordprocessingDrawing" xmlns:w10="urn:schemas-microsoft-com:office:word" xmlns:w="http://schemas.openxmlformats.org/wordprocessingml/2006/main" xmlns:w14="http://schemas.microsoft.com/office/word/2010/wordml" xmlns:w15="http://schemas.microsoft.com/office/word/2012/wordml" xmlns:w16se="http://schemas.microsoft.com/office/word/2015/wordml/symex" xmlns:wpg="http://schemas.microsoft.com/office/word/2010/wordprocessingGroup" xmlns:wpi="http://schemas.microsoft.com/office/word/2010/wordprocessingInk" xmlns:wne="http://schemas.microsoft.com/office/word/2006/wordml" xmlns:wps="http://schemas.microsoft.com/office/word/2010/wordprocessingShape" mc:Ignorable="w14 w15 w16se wp14">
   <w:numPicBullet w:numPicBulletId="0">
     <w:pict>
-      <v:rect id="_x0000_i1028" style="width:0;height:1.5pt" o:hralign="center" o:bullet="t" o:hrstd="t" o:hr="t" fillcolor="#a0a0a0" stroked="f"/>
+      <v:rect id="_x0000_i1029" style="width:0;height:1.5pt" o:hralign="center" o:bullet="t" o:hrstd="t" o:hr="t" fillcolor="#a0a0a0" stroked="f"/>
     </w:pict>
   </w:numPicBullet>
   <w:abstractNum w:abstractNumId="0" w15:restartNumberingAfterBreak="0">
@@ -8304,6 +8454,50 @@
       <w:shd w:val="clear" w:color="auto" w:fill="E1DFDD"/>
     </w:rPr>
   </w:style>
+  <w:style w:type="paragraph" w:styleId="Header">
+    <w:name w:val="header"/>
+    <w:basedOn w:val="Normal"/>
+    <w:link w:val="HeaderChar"/>
+    <w:uiPriority w:val="99"/>
+    <w:unhideWhenUsed/>
+    <w:rsid w:val="00AF6D98"/>
+    <w:pPr>
+      <w:tabs>
+        <w:tab w:val="center" w:pos="4680"/>
+        <w:tab w:val="right" w:pos="9360"/>
+      </w:tabs>
+      <w:spacing w:after="0" w:line="240" w:lineRule="auto"/>
+    </w:pPr>
+  </w:style>
+  <w:style w:type="character" w:customStyle="1" w:styleId="HeaderChar">
+    <w:name w:val="Header Char"/>
+    <w:basedOn w:val="DefaultParagraphFont"/>
+    <w:link w:val="Header"/>
+    <w:uiPriority w:val="99"/>
+    <w:rsid w:val="00AF6D98"/>
+  </w:style>
+  <w:style w:type="paragraph" w:styleId="Footer">
+    <w:name w:val="footer"/>
+    <w:basedOn w:val="Normal"/>
+    <w:link w:val="FooterChar"/>
+    <w:uiPriority w:val="99"/>
+    <w:unhideWhenUsed/>
+    <w:rsid w:val="00AF6D98"/>
+    <w:pPr>
+      <w:tabs>
+        <w:tab w:val="center" w:pos="4680"/>
+        <w:tab w:val="right" w:pos="9360"/>
+      </w:tabs>
+      <w:spacing w:after="0" w:line="240" w:lineRule="auto"/>
+    </w:pPr>
+  </w:style>
+  <w:style w:type="character" w:customStyle="1" w:styleId="FooterChar">
+    <w:name w:val="Footer Char"/>
+    <w:basedOn w:val="DefaultParagraphFont"/>
+    <w:link w:val="Footer"/>
+    <w:uiPriority w:val="99"/>
+    <w:rsid w:val="00AF6D98"/>
+  </w:style>
 </w:styles>
 </file>
 
